--- a/docs/职场小镇开发文档V1.docx
+++ b/docs/职场小镇开发文档V1.docx
@@ -898,6 +898,39 @@
               <w:spacing w:after="0" w:line="259" w:lineRule="auto"/>
               <w:jc w:val="center"/>
             </w:pPr>
+            <w:r>
+              <w:rPr>
+                <w:rFonts w:ascii="Microsoft YaHei" w:hAnsi="Microsoft YaHei" w:eastAsia="Microsoft YaHei"/>
+              </w:rPr>
+              <w:t>第 1 月中旬 白天</w:t>
+            </w:r>
+          </w:p>
+        </w:tc>
+        <w:tc>
+          <w:tcPr>
+            <w:tcW w:type="dxa" w:w="708"/>
+            <w:shd w:fill="F4F7FA"/>
+            <w:vAlign w:val="center"/>
+            <w:tcBorders>
+              <w:top w:val="single" w:sz="5" w:color="D6DEE8"/>
+              <w:left w:val="single" w:sz="5" w:color="D6DEE8"/>
+              <w:bottom w:val="single" w:sz="5" w:color="D6DEE8"/>
+              <w:right w:val="single" w:sz="5" w:color="D6DEE8"/>
+              <w:insideH w:val="single" w:sz="5" w:color="D6DEE8"/>
+              <w:insideV w:val="single" w:sz="5" w:color="D6DEE8"/>
+            </w:tcBorders>
+            <w:tcMar>
+              <w:top w:w="100" w:type="dxa"/>
+              <w:start w:w="100" w:type="dxa"/>
+              <w:bottom w:w="100" w:type="dxa"/>
+              <w:end w:w="100" w:type="dxa"/>
+            </w:tcMar>
+          </w:tcPr>
+          <w:p>
+            <w:pPr>
+              <w:spacing w:after="0" w:line="259" w:lineRule="auto"/>
+              <w:jc w:val="left"/>
+            </w:pPr>
             <w:r/>
             <w:r>
               <w:rPr>
@@ -906,43 +939,6 @@
                 <w:color w:val="1E293B"/>
                 <w:sz w:val="17"/>
               </w:rPr>
-              <w:t>第 1 月 白天</w:t>
-            </w:r>
-          </w:p>
-        </w:tc>
-        <w:tc>
-          <w:tcPr>
-            <w:tcW w:type="dxa" w:w="708"/>
-            <w:shd w:fill="F4F7FA"/>
-            <w:vAlign w:val="center"/>
-            <w:tcBorders>
-              <w:top w:val="single" w:sz="5" w:color="D6DEE8"/>
-              <w:left w:val="single" w:sz="5" w:color="D6DEE8"/>
-              <w:bottom w:val="single" w:sz="5" w:color="D6DEE8"/>
-              <w:right w:val="single" w:sz="5" w:color="D6DEE8"/>
-              <w:insideH w:val="single" w:sz="5" w:color="D6DEE8"/>
-              <w:insideV w:val="single" w:sz="5" w:color="D6DEE8"/>
-            </w:tcBorders>
-            <w:tcMar>
-              <w:top w:w="100" w:type="dxa"/>
-              <w:start w:w="100" w:type="dxa"/>
-              <w:bottom w:w="100" w:type="dxa"/>
-              <w:end w:w="100" w:type="dxa"/>
-            </w:tcMar>
-          </w:tcPr>
-          <w:p>
-            <w:pPr>
-              <w:spacing w:after="0" w:line="259" w:lineRule="auto"/>
-              <w:jc w:val="left"/>
-            </w:pPr>
-            <w:r/>
-            <w:r>
-              <w:rPr>
-                <w:rFonts w:ascii="Microsoft YaHei" w:hAnsi="Microsoft YaHei" w:eastAsia="Microsoft YaHei"/>
-                <w:b w:val="0"/>
-                <w:color w:val="1E293B"/>
-                <w:sz w:val="17"/>
-              </w:rPr>
               <w:t>4-6 分钟</w:t>
             </w:r>
           </w:p>
@@ -972,13 +968,9 @@
               <w:spacing w:after="0" w:line="259" w:lineRule="auto"/>
               <w:jc w:val="left"/>
             </w:pPr>
-            <w:r/>
-            <w:r>
-              <w:rPr>
-                <w:rFonts w:ascii="Microsoft YaHei" w:hAnsi="Microsoft YaHei" w:eastAsia="Microsoft YaHei"/>
-                <w:b w:val="0"/>
-                <w:color w:val="1E293B"/>
-                <w:sz w:val="17"/>
+            <w:r>
+              <w:rPr>
+                <w:rFonts w:ascii="Microsoft YaHei" w:hAnsi="Microsoft YaHei" w:eastAsia="Microsoft YaHei"/>
               </w:rPr>
               <w:t>B 科技丘 你的工位</w:t>
             </w:r>
@@ -1009,13 +1001,9 @@
               <w:spacing w:after="0" w:line="259" w:lineRule="auto"/>
               <w:jc w:val="left"/>
             </w:pPr>
-            <w:r/>
-            <w:r>
-              <w:rPr>
-                <w:rFonts w:ascii="Microsoft YaHei" w:hAnsi="Microsoft YaHei" w:eastAsia="Microsoft YaHei"/>
-                <w:b w:val="0"/>
-                <w:color w:val="1E293B"/>
-                <w:sz w:val="17"/>
+            <w:r>
+              <w:rPr>
+                <w:rFonts w:ascii="Microsoft YaHei" w:hAnsi="Microsoft YaHei" w:eastAsia="Microsoft YaHei"/>
               </w:rPr>
               <w:t>新员工手册</w:t>
             </w:r>
@@ -1125,6 +1113,39 @@
               <w:spacing w:after="0" w:line="259" w:lineRule="auto"/>
               <w:jc w:val="center"/>
             </w:pPr>
+            <w:r>
+              <w:rPr>
+                <w:rFonts w:ascii="Microsoft YaHei" w:hAnsi="Microsoft YaHei" w:eastAsia="Microsoft YaHei"/>
+              </w:rPr>
+              <w:t>第 3 月中旬 白天</w:t>
+            </w:r>
+          </w:p>
+        </w:tc>
+        <w:tc>
+          <w:tcPr>
+            <w:tcW w:type="dxa" w:w="708"/>
+            <w:shd w:fill="FFFFFF"/>
+            <w:vAlign w:val="center"/>
+            <w:tcBorders>
+              <w:top w:val="single" w:sz="5" w:color="D6DEE8"/>
+              <w:left w:val="single" w:sz="5" w:color="D6DEE8"/>
+              <w:bottom w:val="single" w:sz="5" w:color="D6DEE8"/>
+              <w:right w:val="single" w:sz="5" w:color="D6DEE8"/>
+              <w:insideH w:val="single" w:sz="5" w:color="D6DEE8"/>
+              <w:insideV w:val="single" w:sz="5" w:color="D6DEE8"/>
+            </w:tcBorders>
+            <w:tcMar>
+              <w:top w:w="100" w:type="dxa"/>
+              <w:start w:w="100" w:type="dxa"/>
+              <w:bottom w:w="100" w:type="dxa"/>
+              <w:end w:w="100" w:type="dxa"/>
+            </w:tcMar>
+          </w:tcPr>
+          <w:p>
+            <w:pPr>
+              <w:spacing w:after="0" w:line="259" w:lineRule="auto"/>
+              <w:jc w:val="left"/>
+            </w:pPr>
             <w:r/>
             <w:r>
               <w:rPr>
@@ -1133,43 +1154,6 @@
                 <w:color w:val="1E293B"/>
                 <w:sz w:val="17"/>
               </w:rPr>
-              <w:t>第 1 月中旬 白天</w:t>
-            </w:r>
-          </w:p>
-        </w:tc>
-        <w:tc>
-          <w:tcPr>
-            <w:tcW w:type="dxa" w:w="708"/>
-            <w:shd w:fill="FFFFFF"/>
-            <w:vAlign w:val="center"/>
-            <w:tcBorders>
-              <w:top w:val="single" w:sz="5" w:color="D6DEE8"/>
-              <w:left w:val="single" w:sz="5" w:color="D6DEE8"/>
-              <w:bottom w:val="single" w:sz="5" w:color="D6DEE8"/>
-              <w:right w:val="single" w:sz="5" w:color="D6DEE8"/>
-              <w:insideH w:val="single" w:sz="5" w:color="D6DEE8"/>
-              <w:insideV w:val="single" w:sz="5" w:color="D6DEE8"/>
-            </w:tcBorders>
-            <w:tcMar>
-              <w:top w:w="100" w:type="dxa"/>
-              <w:start w:w="100" w:type="dxa"/>
-              <w:bottom w:w="100" w:type="dxa"/>
-              <w:end w:w="100" w:type="dxa"/>
-            </w:tcMar>
-          </w:tcPr>
-          <w:p>
-            <w:pPr>
-              <w:spacing w:after="0" w:line="259" w:lineRule="auto"/>
-              <w:jc w:val="left"/>
-            </w:pPr>
-            <w:r/>
-            <w:r>
-              <w:rPr>
-                <w:rFonts w:ascii="Microsoft YaHei" w:hAnsi="Microsoft YaHei" w:eastAsia="Microsoft YaHei"/>
-                <w:b w:val="0"/>
-                <w:color w:val="1E293B"/>
-                <w:sz w:val="17"/>
-              </w:rPr>
               <w:t>5-7 分钟</w:t>
             </w:r>
           </w:p>
@@ -1199,13 +1183,9 @@
               <w:spacing w:after="0" w:line="259" w:lineRule="auto"/>
               <w:jc w:val="left"/>
             </w:pPr>
-            <w:r/>
-            <w:r>
-              <w:rPr>
-                <w:rFonts w:ascii="Microsoft YaHei" w:hAnsi="Microsoft YaHei" w:eastAsia="Microsoft YaHei"/>
-                <w:b w:val="0"/>
-                <w:color w:val="1E293B"/>
-                <w:sz w:val="17"/>
+            <w:r>
+              <w:rPr>
+                <w:rFonts w:ascii="Microsoft YaHei" w:hAnsi="Microsoft YaHei" w:eastAsia="Microsoft YaHei"/>
               </w:rPr>
               <w:t>A 总部 评审室</w:t>
             </w:r>
@@ -1236,13 +1216,9 @@
               <w:spacing w:after="0" w:line="259" w:lineRule="auto"/>
               <w:jc w:val="left"/>
             </w:pPr>
-            <w:r/>
-            <w:r>
-              <w:rPr>
-                <w:rFonts w:ascii="Microsoft YaHei" w:hAnsi="Microsoft YaHei" w:eastAsia="Microsoft YaHei"/>
-                <w:b w:val="0"/>
-                <w:color w:val="1E293B"/>
-                <w:sz w:val="17"/>
+            <w:r>
+              <w:rPr>
+                <w:rFonts w:ascii="Microsoft YaHei" w:hAnsi="Microsoft YaHei" w:eastAsia="Microsoft YaHei"/>
               </w:rPr>
               <w:t>技术选型</w:t>
             </w:r>
@@ -1352,6 +1328,39 @@
               <w:spacing w:after="0" w:line="259" w:lineRule="auto"/>
               <w:jc w:val="center"/>
             </w:pPr>
+            <w:r>
+              <w:rPr>
+                <w:rFonts w:ascii="Microsoft YaHei" w:hAnsi="Microsoft YaHei" w:eastAsia="Microsoft YaHei"/>
+              </w:rPr>
+              <w:t>第 5 月中旬 白天</w:t>
+            </w:r>
+          </w:p>
+        </w:tc>
+        <w:tc>
+          <w:tcPr>
+            <w:tcW w:type="dxa" w:w="708"/>
+            <w:shd w:fill="F4F7FA"/>
+            <w:vAlign w:val="center"/>
+            <w:tcBorders>
+              <w:top w:val="single" w:sz="5" w:color="D6DEE8"/>
+              <w:left w:val="single" w:sz="5" w:color="D6DEE8"/>
+              <w:bottom w:val="single" w:sz="5" w:color="D6DEE8"/>
+              <w:right w:val="single" w:sz="5" w:color="D6DEE8"/>
+              <w:insideH w:val="single" w:sz="5" w:color="D6DEE8"/>
+              <w:insideV w:val="single" w:sz="5" w:color="D6DEE8"/>
+            </w:tcBorders>
+            <w:tcMar>
+              <w:top w:w="100" w:type="dxa"/>
+              <w:start w:w="100" w:type="dxa"/>
+              <w:bottom w:w="100" w:type="dxa"/>
+              <w:end w:w="100" w:type="dxa"/>
+            </w:tcMar>
+          </w:tcPr>
+          <w:p>
+            <w:pPr>
+              <w:spacing w:after="0" w:line="259" w:lineRule="auto"/>
+              <w:jc w:val="left"/>
+            </w:pPr>
             <w:r/>
             <w:r>
               <w:rPr>
@@ -1360,43 +1369,6 @@
                 <w:color w:val="1E293B"/>
                 <w:sz w:val="17"/>
               </w:rPr>
-              <w:t>第 1 月下旬 白天</w:t>
-            </w:r>
-          </w:p>
-        </w:tc>
-        <w:tc>
-          <w:tcPr>
-            <w:tcW w:type="dxa" w:w="708"/>
-            <w:shd w:fill="F4F7FA"/>
-            <w:vAlign w:val="center"/>
-            <w:tcBorders>
-              <w:top w:val="single" w:sz="5" w:color="D6DEE8"/>
-              <w:left w:val="single" w:sz="5" w:color="D6DEE8"/>
-              <w:bottom w:val="single" w:sz="5" w:color="D6DEE8"/>
-              <w:right w:val="single" w:sz="5" w:color="D6DEE8"/>
-              <w:insideH w:val="single" w:sz="5" w:color="D6DEE8"/>
-              <w:insideV w:val="single" w:sz="5" w:color="D6DEE8"/>
-            </w:tcBorders>
-            <w:tcMar>
-              <w:top w:w="100" w:type="dxa"/>
-              <w:start w:w="100" w:type="dxa"/>
-              <w:bottom w:w="100" w:type="dxa"/>
-              <w:end w:w="100" w:type="dxa"/>
-            </w:tcMar>
-          </w:tcPr>
-          <w:p>
-            <w:pPr>
-              <w:spacing w:after="0" w:line="259" w:lineRule="auto"/>
-              <w:jc w:val="left"/>
-            </w:pPr>
-            <w:r/>
-            <w:r>
-              <w:rPr>
-                <w:rFonts w:ascii="Microsoft YaHei" w:hAnsi="Microsoft YaHei" w:eastAsia="Microsoft YaHei"/>
-                <w:b w:val="0"/>
-                <w:color w:val="1E293B"/>
-                <w:sz w:val="17"/>
-              </w:rPr>
               <w:t>5-7 分钟</w:t>
             </w:r>
           </w:p>
@@ -1426,13 +1398,9 @@
               <w:spacing w:after="0" w:line="259" w:lineRule="auto"/>
               <w:jc w:val="left"/>
             </w:pPr>
-            <w:r/>
-            <w:r>
-              <w:rPr>
-                <w:rFonts w:ascii="Microsoft YaHei" w:hAnsi="Microsoft YaHei" w:eastAsia="Microsoft YaHei"/>
-                <w:b w:val="0"/>
-                <w:color w:val="1E293B"/>
-                <w:sz w:val="17"/>
+            <w:r>
+              <w:rPr>
+                <w:rFonts w:ascii="Microsoft YaHei" w:hAnsi="Microsoft YaHei" w:eastAsia="Microsoft YaHei"/>
               </w:rPr>
               <w:t>B 科技丘 工位</w:t>
             </w:r>
@@ -1463,13 +1431,9 @@
               <w:spacing w:after="0" w:line="259" w:lineRule="auto"/>
               <w:jc w:val="left"/>
             </w:pPr>
-            <w:r/>
-            <w:r>
-              <w:rPr>
-                <w:rFonts w:ascii="Microsoft YaHei" w:hAnsi="Microsoft YaHei" w:eastAsia="Microsoft YaHei"/>
-                <w:b w:val="0"/>
-                <w:color w:val="1E293B"/>
-                <w:sz w:val="17"/>
+            <w:r>
+              <w:rPr>
+                <w:rFonts w:ascii="Microsoft YaHei" w:hAnsi="Microsoft YaHei" w:eastAsia="Microsoft YaHei"/>
               </w:rPr>
               <w:t>评测集要不要建</w:t>
             </w:r>
@@ -1579,6 +1543,39 @@
               <w:spacing w:after="0" w:line="259" w:lineRule="auto"/>
               <w:jc w:val="center"/>
             </w:pPr>
+            <w:r>
+              <w:rPr>
+                <w:rFonts w:ascii="Microsoft YaHei" w:hAnsi="Microsoft YaHei" w:eastAsia="Microsoft YaHei"/>
+              </w:rPr>
+              <w:t>第 7 月中旬 深夜</w:t>
+            </w:r>
+          </w:p>
+        </w:tc>
+        <w:tc>
+          <w:tcPr>
+            <w:tcW w:type="dxa" w:w="708"/>
+            <w:shd w:fill="FFFFFF"/>
+            <w:vAlign w:val="center"/>
+            <w:tcBorders>
+              <w:top w:val="single" w:sz="5" w:color="D6DEE8"/>
+              <w:left w:val="single" w:sz="5" w:color="D6DEE8"/>
+              <w:bottom w:val="single" w:sz="5" w:color="D6DEE8"/>
+              <w:right w:val="single" w:sz="5" w:color="D6DEE8"/>
+              <w:insideH w:val="single" w:sz="5" w:color="D6DEE8"/>
+              <w:insideV w:val="single" w:sz="5" w:color="D6DEE8"/>
+            </w:tcBorders>
+            <w:tcMar>
+              <w:top w:w="100" w:type="dxa"/>
+              <w:start w:w="100" w:type="dxa"/>
+              <w:bottom w:w="100" w:type="dxa"/>
+              <w:end w:w="100" w:type="dxa"/>
+            </w:tcMar>
+          </w:tcPr>
+          <w:p>
+            <w:pPr>
+              <w:spacing w:after="0" w:line="259" w:lineRule="auto"/>
+              <w:jc w:val="left"/>
+            </w:pPr>
             <w:r/>
             <w:r>
               <w:rPr>
@@ -1587,43 +1584,6 @@
                 <w:color w:val="1E293B"/>
                 <w:sz w:val="17"/>
               </w:rPr>
-              <w:t>第 4-6 月 深夜</w:t>
-            </w:r>
-          </w:p>
-        </w:tc>
-        <w:tc>
-          <w:tcPr>
-            <w:tcW w:type="dxa" w:w="708"/>
-            <w:shd w:fill="FFFFFF"/>
-            <w:vAlign w:val="center"/>
-            <w:tcBorders>
-              <w:top w:val="single" w:sz="5" w:color="D6DEE8"/>
-              <w:left w:val="single" w:sz="5" w:color="D6DEE8"/>
-              <w:bottom w:val="single" w:sz="5" w:color="D6DEE8"/>
-              <w:right w:val="single" w:sz="5" w:color="D6DEE8"/>
-              <w:insideH w:val="single" w:sz="5" w:color="D6DEE8"/>
-              <w:insideV w:val="single" w:sz="5" w:color="D6DEE8"/>
-            </w:tcBorders>
-            <w:tcMar>
-              <w:top w:w="100" w:type="dxa"/>
-              <w:start w:w="100" w:type="dxa"/>
-              <w:bottom w:w="100" w:type="dxa"/>
-              <w:end w:w="100" w:type="dxa"/>
-            </w:tcMar>
-          </w:tcPr>
-          <w:p>
-            <w:pPr>
-              <w:spacing w:after="0" w:line="259" w:lineRule="auto"/>
-              <w:jc w:val="left"/>
-            </w:pPr>
-            <w:r/>
-            <w:r>
-              <w:rPr>
-                <w:rFonts w:ascii="Microsoft YaHei" w:hAnsi="Microsoft YaHei" w:eastAsia="Microsoft YaHei"/>
-                <w:b w:val="0"/>
-                <w:color w:val="1E293B"/>
-                <w:sz w:val="17"/>
-              </w:rPr>
               <w:t>5-6 分钟</w:t>
             </w:r>
           </w:p>
@@ -1653,13 +1613,9 @@
               <w:spacing w:after="0" w:line="259" w:lineRule="auto"/>
               <w:jc w:val="left"/>
             </w:pPr>
-            <w:r/>
-            <w:r>
-              <w:rPr>
-                <w:rFonts w:ascii="Microsoft YaHei" w:hAnsi="Microsoft YaHei" w:eastAsia="Microsoft YaHei"/>
-                <w:b w:val="0"/>
-                <w:color w:val="1E293B"/>
-                <w:sz w:val="17"/>
+            <w:r>
+              <w:rPr>
+                <w:rFonts w:ascii="Microsoft YaHei" w:hAnsi="Microsoft YaHei" w:eastAsia="Microsoft YaHei"/>
               </w:rPr>
               <w:t>B 科技丘 工位</w:t>
             </w:r>
@@ -1690,13 +1646,9 @@
               <w:spacing w:after="0" w:line="259" w:lineRule="auto"/>
               <w:jc w:val="left"/>
             </w:pPr>
-            <w:r/>
-            <w:r>
-              <w:rPr>
-                <w:rFonts w:ascii="Microsoft YaHei" w:hAnsi="Microsoft YaHei" w:eastAsia="Microsoft YaHei"/>
-                <w:b w:val="0"/>
-                <w:color w:val="1E293B"/>
-                <w:sz w:val="17"/>
+            <w:r>
+              <w:rPr>
+                <w:rFonts w:ascii="Microsoft YaHei" w:hAnsi="Microsoft YaHei" w:eastAsia="Microsoft YaHei"/>
               </w:rPr>
               <w:t>AI 代码标注</w:t>
             </w:r>
